--- a/docx/dynamic-code-docs/run-automation-mode-tests.docx
+++ b/docx/dynamic-code-docs/run-automation-mode-tests.docx
@@ -103,7 +103,7 @@
         <w:pStyle w:val="FirstParagraph"/>
       </w:pPr>
       <w:r>
-        <w:t xml:space="preserve">Executes focused Pester tests for the automation module’s runbook functions: - New-IsoBuild, Publish-BootIso - Get-OneViewServerTarget - Invoke-IloRedfish, Invoke-IsoDeploy - Start-PhysicalServerBuild - Test-PreBuildValidation, Test-PostBuildValidation - Start-InstallMonitor - Update-Firmware, Update-WindowsSecurity Displays detailed test summary with pass/fail/skip counts and duration. Logs detailed output to generated/logs/automation/automated-mode-test_*.log Exits with code 1 if any tests fail.</w:t>
+        <w:t xml:space="preserve">Executes focused Pester tests for the automation module’s runbook functions: - Get-OneViewServerTarget, Get-OneViewServerList, Get-OneViewConnectionStatus - Invoke-IloRedfish - Start-PhysicalServerBuild - Test-PreBuildValidation, Test-PostBuildValidation - Start-InstallMonitor - Update-WindowsSecurity, Update-Firmware (-Help matrix) - HelpParamTests (every documented/exported -Help command) Displays detailed test summary with pass/fail/skip counts and duration. Logs detailed output to generated/logs/automation/automated-mode-test_*.log Exits with code 1 if any tests fail.</w:t>
       </w:r>
     </w:p>
     <w:bookmarkEnd w:id="10"/>
@@ -266,7 +266,7 @@
         <w:rPr>
           <w:rStyle w:val="StringTok"/>
         </w:rPr>
-        <w:t xml:space="preserve">    - New-IsoBuild, Publish-BootIso</w:t>
+        <w:t xml:space="preserve">    - Get-OneViewServerTarget, Get-OneViewServerList, Get-OneViewConnectionStatus</w:t>
       </w:r>
       <w:r>
         <w:br/>
@@ -275,7 +275,7 @@
         <w:rPr>
           <w:rStyle w:val="StringTok"/>
         </w:rPr>
-        <w:t xml:space="preserve">    - Get-OneViewServerTarget</w:t>
+        <w:t xml:space="preserve">    - Invoke-IloRedfish</w:t>
       </w:r>
       <w:r>
         <w:br/>
@@ -284,7 +284,7 @@
         <w:rPr>
           <w:rStyle w:val="StringTok"/>
         </w:rPr>
-        <w:t xml:space="preserve">    - Invoke-IloRedfish, Invoke-IsoDeploy</w:t>
+        <w:t xml:space="preserve">    - Start-PhysicalServerBuild</w:t>
       </w:r>
       <w:r>
         <w:br/>
@@ -293,7 +293,7 @@
         <w:rPr>
           <w:rStyle w:val="StringTok"/>
         </w:rPr>
-        <w:t xml:space="preserve">    - Start-PhysicalServerBuild</w:t>
+        <w:t xml:space="preserve">    - Test-PreBuildValidation, Test-PostBuildValidation</w:t>
       </w:r>
       <w:r>
         <w:br/>
@@ -302,7 +302,7 @@
         <w:rPr>
           <w:rStyle w:val="StringTok"/>
         </w:rPr>
-        <w:t xml:space="preserve">    - Test-PreBuildValidation, Test-PostBuildValidation</w:t>
+        <w:t xml:space="preserve">    - Start-InstallMonitor</w:t>
       </w:r>
       <w:r>
         <w:br/>
@@ -311,7 +311,7 @@
         <w:rPr>
           <w:rStyle w:val="StringTok"/>
         </w:rPr>
-        <w:t xml:space="preserve">    - Start-InstallMonitor</w:t>
+        <w:t xml:space="preserve">    - Update-WindowsSecurity, Update-Firmware (-Help matrix)</w:t>
       </w:r>
       <w:r>
         <w:br/>
@@ -320,7 +320,7 @@
         <w:rPr>
           <w:rStyle w:val="StringTok"/>
         </w:rPr>
-        <w:t xml:space="preserve">    - Update-Firmware, Update-WindowsSecurity</w:t>
+        <w:t xml:space="preserve">    - HelpParamTests (every documented/exported -Help command)</w:t>
       </w:r>
       <w:r>
         <w:br/>
